--- a/DOCS_DA_CONVERTIRE/cavaticcio_fr.docx
+++ b/DOCS_DA_CONVERTIRE/cavaticcio_fr.docx
@@ -1066,6 +1066,185 @@
         </w:rPr>
       </w:pPr>
     </w:p>
+    <w:p/>
+    <w:p>
+      <w:r>
+        <w:rPr>
+          <w:rFonts w:ascii="Arial" w:hAnsi="Arial"/>
+          <w:b/>
+          <w:color w:val="1A365D"/>
+          <w:sz w:val="26"/>
+        </w:rPr>
+        <w:t>Tabella delle Fonti e Certificazione</w:t>
+      </w:r>
+    </w:p>
+    <w:tbl>
+      <w:tblPr>
+        <w:tblW w:type="auto" w:w="0"/>
+        <w:jc w:val="center"/>
+        <w:tblLook w:firstColumn="1" w:firstRow="1" w:lastColumn="0" w:lastRow="0" w:noHBand="0" w:noVBand="1" w:val="04A0"/>
+      </w:tblPr>
+      <w:tblGrid>
+        <w:gridCol w:w="4819"/>
+        <w:gridCol w:w="4819"/>
+      </w:tblGrid>
+      <w:tr>
+        <w:tc>
+          <w:tcPr>
+            <w:tcW w:type="dxa" w:w="4819"/>
+            <w:shd w:fill="1A365D"/>
+          </w:tcPr>
+          <w:p>
+            <w:r>
+              <w:rPr>
+                <w:rFonts w:ascii="Arial" w:hAnsi="Arial"/>
+                <w:b/>
+                <w:color w:val="FFFFFF"/>
+                <w:sz w:val="20"/>
+              </w:rPr>
+              <w:t>Affermazione del testo</w:t>
+            </w:r>
+          </w:p>
+        </w:tc>
+        <w:tc>
+          <w:tcPr>
+            <w:tcW w:type="dxa" w:w="4819"/>
+            <w:shd w:fill="1A365D"/>
+          </w:tcPr>
+          <w:p>
+            <w:r>
+              <w:rPr>
+                <w:rFonts w:ascii="Arial" w:hAnsi="Arial"/>
+                <w:b/>
+                <w:color w:val="FFFFFF"/>
+                <w:sz w:val="20"/>
+              </w:rPr>
+              <w:t>Fonte Certificata</w:t>
+            </w:r>
+          </w:p>
+        </w:tc>
+      </w:tr>
+      <w:tr>
+        <w:tc>
+          <w:tcPr>
+            <w:tcW w:type="dxa" w:w="4819"/>
+          </w:tcPr>
+          <w:p>
+            <w:r>
+              <w:rPr>
+                <w:rFonts w:ascii="Arial" w:hAnsi="Arial"/>
+                <w:sz w:val="19"/>
+              </w:rPr>
+              <w:t>La centrale hydroélectrique du Cavaticcio est située sous la Largo Caduti del Lavoro et exploite une chute d'eau de 15 mètres pour produire une puissance maximale de 1890 kW.</w:t>
+            </w:r>
+          </w:p>
+        </w:tc>
+        <w:tc>
+          <w:tcPr>
+            <w:tcW w:type="dxa" w:w="4819"/>
+          </w:tcPr>
+          <w:p>
+            <w:r>
+              <w:rPr>
+                <w:rFonts w:ascii="Arial" w:hAnsi="Arial"/>
+                <w:sz w:val="19"/>
+              </w:rPr>
+              <w:t>Consorzio dei Canali di Bologna</w:t>
+            </w:r>
+          </w:p>
+        </w:tc>
+      </w:tr>
+      <w:tr>
+        <w:tc>
+          <w:tcPr>
+            <w:tcW w:type="dxa" w:w="4819"/>
+          </w:tcPr>
+          <w:p>
+            <w:r>
+              <w:rPr>
+                <w:rFonts w:ascii="Arial" w:hAnsi="Arial"/>
+                <w:sz w:val="19"/>
+              </w:rPr>
+              <w:t>Le canal Cavaticcio bifurque du canal du Reno sous la Via Riva di Reno, alimente la centrale et continue vers l'ancien port (près de la Salara) pour devenir le canal Navile.</w:t>
+            </w:r>
+          </w:p>
+        </w:tc>
+        <w:tc>
+          <w:tcPr>
+            <w:tcW w:type="dxa" w:w="4819"/>
+          </w:tcPr>
+          <w:p>
+            <w:r>
+              <w:rPr>
+                <w:rFonts w:ascii="Arial" w:hAnsi="Arial"/>
+                <w:sz w:val="19"/>
+              </w:rPr>
+              <w:t>Archives Historiques de la Commune de Bologne / Canali di Bologna</w:t>
+            </w:r>
+          </w:p>
+        </w:tc>
+      </w:tr>
+      <w:tr>
+        <w:tc>
+          <w:tcPr>
+            <w:tcW w:type="dxa" w:w="4819"/>
+          </w:tcPr>
+          <w:p>
+            <w:r>
+              <w:rPr>
+                <w:rFonts w:ascii="Arial" w:hAnsi="Arial"/>
+                <w:sz w:val="19"/>
+              </w:rPr>
+              <w:t>Une grande partie du Cavaticcio a été progressivement couverte à partir des années 1930 pour des aménagements urbains, notamment la création de la Via Roma (Via Marconi).</w:t>
+            </w:r>
+          </w:p>
+        </w:tc>
+        <w:tc>
+          <w:tcPr>
+            <w:tcW w:type="dxa" w:w="4819"/>
+          </w:tcPr>
+          <w:p>
+            <w:r>
+              <w:rPr>
+                <w:rFonts w:ascii="Arial" w:hAnsi="Arial"/>
+                <w:sz w:val="19"/>
+              </w:rPr>
+              <w:t>Cartographie Historique et Plans d'Urbanisme de Bologne</w:t>
+            </w:r>
+          </w:p>
+        </w:tc>
+      </w:tr>
+      <w:tr>
+        <w:tc>
+          <w:tcPr>
+            <w:tcW w:type="dxa" w:w="4819"/>
+          </w:tcPr>
+          <w:p>
+            <w:r>
+              <w:rPr>
+                <w:rFonts w:ascii="Arial" w:hAnsi="Arial"/>
+                <w:sz w:val="19"/>
+              </w:rPr>
+              <w:t>L'installation est gérée par le Consorzio della Chiusa di Casalecchio e del Canale di Reno et se visite sur réservation ou pendant la vidange d'automne ("secca").</w:t>
+            </w:r>
+          </w:p>
+        </w:tc>
+        <w:tc>
+          <w:tcPr>
+            <w:tcW w:type="dxa" w:w="4819"/>
+          </w:tcPr>
+          <w:p>
+            <w:r>
+              <w:rPr>
+                <w:rFonts w:ascii="Arial" w:hAnsi="Arial"/>
+                <w:sz w:val="19"/>
+              </w:rPr>
+              <w:t>Consorzio dei Canali di Bologna / Opificio delle Acque</w:t>
+            </w:r>
+          </w:p>
+        </w:tc>
+      </w:tr>
+    </w:tbl>
     <w:sectPr>
       <w:pgSz w:w="11906" w:h="16838"/>
       <w:pgMar w:top="1417" w:right="1134" w:bottom="1134" w:left="1134" w:header="708" w:footer="708" w:gutter="0"/>

--- a/DOCS_DA_CONVERTIRE/cavaticcio_fr.docx
+++ b/DOCS_DA_CONVERTIRE/cavaticcio_fr.docx
@@ -1,18 +1,10 @@
 
 <file path=word/document.xml><?xml version="1.0" encoding="utf-8"?>
-<w:document xmlns:wpc="http://schemas.microsoft.com/office/word/2010/wordprocessingCanvas" xmlns:cx="http://schemas.microsoft.com/office/drawing/2014/chartex" xmlns:cx1="http://schemas.microsoft.com/office/drawing/2015/9/8/chartex" xmlns:cx2="http://schemas.microsoft.com/office/drawing/2015/10/21/chartex" xmlns:cx3="http://schemas.microsoft.com/office/drawing/2016/5/9/chartex" xmlns:cx4="http://schemas.microsoft.com/office/drawing/2016/5/10/chartex" xmlns:cx5="http://schemas.microsoft.com/office/drawing/2016/5/11/chartex" xmlns:cx6="http://schemas.microsoft.com/office/drawing/2016/5/12/chartex" xmlns:cx7="http://schemas.microsoft.com/office/drawing/2016/5/13/chartex" xmlns:cx8="http://schemas.microsoft.com/office/drawing/2016/5/14/chartex" xmlns:mc="http://schemas.openxmlformats.org/markup-compatibility/2006" xmlns:aink="http://schemas.microsoft.com/office/drawing/2016/ink" xmlns:am3d="http://schemas.microsoft.com/office/drawing/2017/model3d" xmlns:o="urn:schemas-microsoft-com:office:office" xmlns:oel="http://schemas.microsoft.com/office/2019/extlst" xmlns:r="http://schemas.openxmlformats.org/officeDocument/2006/relationships" xmlns:m="http://schemas.openxmlformats.org/officeDocument/2006/math" xmlns:v="urn:schemas-microsoft-com:vml" xmlns:wp14="http://schemas.microsoft.com/office/word/2010/wordprocessingDrawing" xmlns:wp="http://schemas.openxmlformats.org/drawingml/2006/wordprocessingDrawing" xmlns:w10="urn:schemas-microsoft-com:office:word" xmlns:w="http://schemas.openxmlformats.org/wordprocessingml/2006/main" xmlns:w14="http://schemas.microsoft.com/office/word/2010/wordml" xmlns:w15="http://schemas.microsoft.com/office/word/2012/wordml" xmlns:w16cex="http://schemas.microsoft.com/office/word/2018/wordml/cex" xmlns:w16cid="http://schemas.microsoft.com/office/word/2016/wordml/cid" xmlns:w16="http://schemas.microsoft.com/office/word/2018/wordml" xmlns:w16du="http://schemas.microsoft.com/office/word/2023/wordml/word16du" xmlns:w16sdtdh="http://schemas.microsoft.com/office/word/2020/wordml/sdtdatahash" xmlns:w16sdtfl="http://schemas.microsoft.com/office/word/2024/wordml/sdtformatlock" xmlns:w16se="http://schemas.microsoft.com/office/word/2015/wordml/symex" xmlns:wpg="http://schemas.microsoft.com/office/word/2010/wordprocessingGroup" xmlns:wpi="http://schemas.microsoft.com/office/word/2010/wordprocessingInk" xmlns:wne="http://schemas.microsoft.com/office/word/2006/wordml" xmlns:wps="http://schemas.microsoft.com/office/word/2010/wordprocessingShape" mc:Ignorable="w14 w15 w16se w16cid w16 w16cex w16sdtdh w16sdtfl w16du wp14">
+<w:document xmlns:wpc="http://schemas.microsoft.com/office/word/2010/wordprocessingCanvas" xmlns:cx="http://schemas.microsoft.com/office/drawing/2014/chartex" xmlns:cx1="http://schemas.microsoft.com/office/drawing/2015/9/8/chartex" xmlns:cx2="http://schemas.microsoft.com/office/drawing/2015/10/21/chartex" xmlns:cx3="http://schemas.microsoft.com/office/drawing/2016/5/9/chartex" xmlns:cx4="http://schemas.microsoft.com/office/drawing/2016/5/10/chartex" xmlns:cx5="http://schemas.microsoft.com/office/drawing/2016/5/11/chartex" xmlns:cx6="http://schemas.microsoft.com/office/drawing/2016/5/12/chartex" xmlns:cx7="http://schemas.microsoft.com/office/drawing/2016/5/13/chartex" xmlns:cx8="http://schemas.microsoft.com/office/drawing/2016/5/14/chartex" xmlns:mc="http://schemas.openxmlformats.org/markup-compatibility/2006" xmlns:aink="http://schemas.microsoft.com/office/drawing/2016/ink" xmlns:am3d="http://schemas.microsoft.com/office/drawing/2017/model3d" xmlns:o="urn:schemas-microsoft-com:office:office" xmlns:oel="http://schemas.microsoft.com/office/2019/extlst" xmlns:r="http://schemas.openxmlformats.org/officeDocument/2006/relationships" xmlns:m="http://schemas.openxmlformats.org/officeDocument/2006/math" xmlns:v="urn:schemas-microsoft-com:vml" xmlns:wp14="http://schemas.microsoft.com/office/word/2010/wordprocessingDrawing" xmlns:wp="http://schemas.openxmlformats.org/drawingml/2006/wordprocessingDrawing" xmlns:w10="urn:schemas-microsoft-com:office:word" xmlns:w="http://schemas.openxmlformats.org/wordprocessingml/2006/main" xmlns:w14="http://schemas.microsoft.com/office/word/2010/wordml" xmlns:w15="http://schemas.microsoft.com/office/word/2012/wordml" xmlns:w16cei="http://schemas.microsoft.com/office/word/2026/wordml/cei" xmlns:w16cex="http://schemas.microsoft.com/office/word/2018/wordml/cex" xmlns:w16cid="http://schemas.microsoft.com/office/word/2016/wordml/cid" xmlns:w16="http://schemas.microsoft.com/office/word/2018/wordml" xmlns:w16du="http://schemas.microsoft.com/office/word/2023/wordml/word16du" xmlns:w16sdtdh="http://schemas.microsoft.com/office/word/2020/wordml/sdtdatahash" xmlns:w16sdtfl="http://schemas.microsoft.com/office/word/2024/wordml/sdtformatlock" xmlns:w16se="http://schemas.microsoft.com/office/word/2015/wordml/symex" xmlns:wpg="http://schemas.microsoft.com/office/word/2010/wordprocessingGroup" xmlns:wpi="http://schemas.microsoft.com/office/word/2010/wordprocessingInk" xmlns:wne="http://schemas.microsoft.com/office/word/2006/wordml" xmlns:wps="http://schemas.microsoft.com/office/word/2010/wordprocessingShape" mc:Ignorable="w14 w15 w16se w16cid w16 w16cex w16sdtdh w16sdtfl w16du wp14">
   <w:body>
     <w:p>
       <w:r>
-        <w:t xml:space="preserve">La centrale hydroélectrique de </w:t>
-      </w:r>
-      <w:proofErr w:type="spellStart"/>
-      <w:r>
-        <w:t>Cavaticcio</w:t>
-      </w:r>
-      <w:proofErr w:type="spellEnd"/>
-      <w:r>
-        <w:t xml:space="preserve"> </w:t>
+        <w:t xml:space="preserve">La centrale hydroélectrique de Cavaticcio </w:t>
       </w:r>
       <w:r>
         <w:t xml:space="preserve">est </w:t>
@@ -176,10 +168,10 @@
           <w:noProof/>
         </w:rPr>
         <w:drawing>
-          <wp:inline distT="0" distB="0" distL="0" distR="0" wp14:anchorId="7CD71794" wp14:editId="3D73C00A">
-            <wp:extent cx="2459092" cy="1973580"/>
-            <wp:effectExtent l="0" t="0" r="0" b="7620"/>
-            <wp:docPr id="259216706" name="Immagine 1" descr="Immagine che contiene tubo, metallo, macchina, verde&#10;&#10;Il contenuto generato dall'IA potrebbe non essere corretto."/>
+          <wp:inline distT="0" distB="0" distL="0" distR="0" wp14:anchorId="2DB9195B" wp14:editId="310E75BA">
+            <wp:extent cx="3315335" cy="2660650"/>
+            <wp:effectExtent l="0" t="0" r="0" b="6350"/>
+            <wp:docPr id="326431237" name="Immagine 1"/>
             <wp:cNvGraphicFramePr>
               <a:graphicFrameLocks xmlns:a="http://schemas.openxmlformats.org/drawingml/2006/main" noChangeAspect="1"/>
             </wp:cNvGraphicFramePr>
@@ -187,8 +179,10 @@
               <a:graphicData uri="http://schemas.openxmlformats.org/drawingml/2006/picture">
                 <pic:pic xmlns:pic="http://schemas.openxmlformats.org/drawingml/2006/picture">
                   <pic:nvPicPr>
-                    <pic:cNvPr id="259216706" name="Immagine 1" descr="Immagine che contiene tubo, metallo, macchina, verde&#10;&#10;Il contenuto generato dall'IA potrebbe non essere corretto."/>
-                    <pic:cNvPicPr/>
+                    <pic:cNvPr id="326431237" name="Immagine 1"/>
+                    <pic:cNvPicPr>
+                      <a:picLocks noChangeAspect="1"/>
+                    </pic:cNvPicPr>
                   </pic:nvPicPr>
                   <pic:blipFill>
                     <a:blip r:embed="rId5">
@@ -205,7 +199,7 @@
                   <pic:spPr>
                     <a:xfrm>
                       <a:off x="0" y="0"/>
-                      <a:ext cx="2480524" cy="1990781"/>
+                      <a:ext cx="3315335" cy="2660650"/>
                     </a:xfrm>
                     <a:prstGeom prst="rect">
                       <a:avLst/>
@@ -229,21 +223,11 @@
         <w:br/>
       </w:r>
       <w:r>
-        <w:t>[</w:t>
-      </w:r>
-      <w:proofErr w:type="spellStart"/>
-      <w:r>
-        <w:t>SPLIT_</w:t>
-      </w:r>
-      <w:proofErr w:type="gramStart"/>
-      <w:r>
-        <w:t>BLOCK:Turbina_Centrale_Cavaticcio</w:t>
+        <w:t>[SPLIT_BLOCK:Turbina_Centrale_Cavaticcio</w:t>
       </w:r>
       <w:r>
         <w:t>.jpg</w:t>
       </w:r>
-      <w:proofErr w:type="spellEnd"/>
-      <w:proofErr w:type="gramEnd"/>
       <w:r>
         <w:t>]</w:t>
       </w:r>
@@ -308,7 +292,11 @@
         <w:t xml:space="preserve">Itinéraire : </w:t>
       </w:r>
       <w:r>
-        <w:t xml:space="preserve">Le Cavaticcio se sépare du canal de Reno sous la Via Riva di Reno et, après la cascade qui alimente la centrale électrique, atteint la zone de l'ancien port (aujourd'hui Largo Caduti del Lavoro, près de la Salara), pour ensuite continuer sous le nom de </w:t>
+        <w:t xml:space="preserve">Le Cavaticcio se sépare du canal de Reno sous la Via Riva di Reno et, après la cascade qui alimente la centrale électrique, atteint la zone de l'ancien port (aujourd'hui Largo Caduti del Lavoro, près de la Salara), pour ensuite continuer sous le </w:t>
+      </w:r>
+      <w:r>
+        <w:lastRenderedPageBreak/>
+        <w:t xml:space="preserve">nom de </w:t>
       </w:r>
       <w:r>
         <w:rPr>
@@ -346,11 +334,7 @@
         <w:t xml:space="preserve">comblé </w:t>
       </w:r>
       <w:r>
-        <w:t xml:space="preserve">pour des raisons </w:t>
-      </w:r>
-      <w:r>
-        <w:lastRenderedPageBreak/>
-        <w:t>d’urbanisme, notamment lors des travaux d’ouverture de la Via Roma (aujourd’hui Via Marconi).</w:t>
+        <w:t>pour des raisons d’urbanisme, notamment lors des travaux d’ouverture de la Via Roma (aujourd’hui Via Marconi).</w:t>
       </w:r>
     </w:p>
     <w:p>
@@ -523,15 +507,7 @@
         <w:ind w:left="360"/>
       </w:pPr>
       <w:r>
-        <w:t>[</w:t>
-      </w:r>
-      <w:proofErr w:type="spellStart"/>
-      <w:r>
-        <w:t>SPLIT_</w:t>
-      </w:r>
-      <w:proofErr w:type="gramStart"/>
-      <w:r>
-        <w:t>BLOCK:</w:t>
+        <w:t>[SPLIT_BLOCK:</w:t>
       </w:r>
       <w:r>
         <w:t>Edificio</w:t>
@@ -540,12 +516,7 @@
         <w:t>_Centrale_Cavaticcio</w:t>
       </w:r>
       <w:r>
-        <w:t>.jpg</w:t>
-      </w:r>
-      <w:proofErr w:type="spellEnd"/>
-      <w:proofErr w:type="gramEnd"/>
-      <w:r>
-        <w:t>]</w:t>
+        <w:t>.jpg]</w:t>
       </w:r>
     </w:p>
     <w:p>
@@ -590,6 +561,7 @@
     </w:p>
     <w:p>
       <w:r>
+        <w:lastRenderedPageBreak/>
         <w:t xml:space="preserve">La centrale hydroélectrique de Cavaticcio est parfois citée comme l'une des </w:t>
       </w:r>
       <w:r>
@@ -612,7 +584,6 @@
     </w:p>
     <w:p>
       <w:r>
-        <w:lastRenderedPageBreak/>
         <w:t xml:space="preserve">Souhaiteriez-vous connaître les </w:t>
       </w:r>
       <w:r>
@@ -854,6 +825,7 @@
     </w:p>
     <w:p>
       <w:r>
+        <w:lastRenderedPageBreak/>
         <w:t>Bien que la centrale électrique puisse être visitée sur demande, le canal de Cavaticcio et la zone portuaire antique sont souvent inclus dans la visite plus populaire du canal souterrain.</w:t>
       </w:r>
     </w:p>
@@ -872,11 +844,7 @@
         <w:t xml:space="preserve">Période spéciale (« Secca ») : </w:t>
       </w:r>
       <w:r>
-        <w:t xml:space="preserve">Les visites des canaux souterrains (le Canale Reno/Moline et le Cavaticcio) ont lieu de manière massive et organisée une seule fois par an, pendant la période où l'approvisionnement en eau des canaux est interrompu </w:t>
-      </w:r>
-      <w:r>
-        <w:lastRenderedPageBreak/>
-        <w:t xml:space="preserve">pour entretien (la « secca »), qui tombe généralement en </w:t>
+        <w:t xml:space="preserve">Les visites des canaux souterrains (le Canale Reno/Moline et le Cavaticcio) ont lieu de manière massive et organisée une seule fois par an, pendant la période où l'approvisionnement en eau des canaux est interrompu pour entretien (la « secca »), qui tombe généralement en </w:t>
       </w:r>
       <w:r>
         <w:rPr>
@@ -1007,23 +975,7 @@
         <w:t xml:space="preserve">Opificio delle Acque : </w:t>
       </w:r>
       <w:r>
-        <w:t xml:space="preserve">Musée et centre de documentation permanents consacrés à l’histoire hydraulique de la ville, proposant occasionnellement des visites guidées de la salle souterraine abritant les vestiges de l’ancienne centrale hydroélectrique. Il se situe Via </w:t>
-      </w:r>
-      <w:proofErr w:type="spellStart"/>
-      <w:r>
-        <w:t>Monaldo</w:t>
-      </w:r>
-      <w:proofErr w:type="spellEnd"/>
-      <w:r>
-        <w:t xml:space="preserve"> </w:t>
-      </w:r>
-      <w:proofErr w:type="spellStart"/>
-      <w:r>
-        <w:t>Calari</w:t>
-      </w:r>
-      <w:proofErr w:type="spellEnd"/>
-      <w:r>
-        <w:t xml:space="preserve"> , 15.</w:t>
+        <w:t>Musée et centre de documentation permanents consacrés à l’histoire hydraulique de la ville, proposant occasionnellement des visites guidées de la salle souterraine abritant les vestiges de l’ancienne centrale hydroélectrique. Il se situe Via Monaldo Calari , 15.</w:t>
       </w:r>
     </w:p>
     <w:p>
@@ -1080,19 +1032,22 @@
     </w:p>
     <w:tbl>
       <w:tblPr>
-        <w:tblW w:type="auto" w:w="0"/>
+        <w:tblW w:w="0" w:type="auto"/>
         <w:jc w:val="center"/>
-        <w:tblLook w:firstColumn="1" w:firstRow="1" w:lastColumn="0" w:lastRow="0" w:noHBand="0" w:noVBand="1" w:val="04A0"/>
+        <w:tblLook w:val="04A0" w:firstRow="1" w:lastRow="0" w:firstColumn="1" w:lastColumn="0" w:noHBand="0" w:noVBand="1"/>
       </w:tblPr>
       <w:tblGrid>
         <w:gridCol w:w="4819"/>
         <w:gridCol w:w="4819"/>
       </w:tblGrid>
       <w:tr>
+        <w:trPr>
+          <w:jc w:val="center"/>
+        </w:trPr>
         <w:tc>
           <w:tcPr>
-            <w:tcW w:type="dxa" w:w="4819"/>
-            <w:shd w:fill="1A365D"/>
+            <w:tcW w:w="4819" w:type="dxa"/>
+            <w:shd w:val="clear" w:color="auto" w:fill="1A365D"/>
           </w:tcPr>
           <w:p>
             <w:r>
@@ -1108,8 +1063,8 @@
         </w:tc>
         <w:tc>
           <w:tcPr>
-            <w:tcW w:type="dxa" w:w="4819"/>
-            <w:shd w:fill="1A365D"/>
+            <w:tcW w:w="4819" w:type="dxa"/>
+            <w:shd w:val="clear" w:color="auto" w:fill="1A365D"/>
           </w:tcPr>
           <w:p>
             <w:r>
@@ -1125,9 +1080,12 @@
         </w:tc>
       </w:tr>
       <w:tr>
+        <w:trPr>
+          <w:jc w:val="center"/>
+        </w:trPr>
         <w:tc>
           <w:tcPr>
-            <w:tcW w:type="dxa" w:w="4819"/>
+            <w:tcW w:w="4819" w:type="dxa"/>
           </w:tcPr>
           <w:p>
             <w:r>
@@ -1141,7 +1099,7 @@
         </w:tc>
         <w:tc>
           <w:tcPr>
-            <w:tcW w:type="dxa" w:w="4819"/>
+            <w:tcW w:w="4819" w:type="dxa"/>
           </w:tcPr>
           <w:p>
             <w:r>
@@ -1155,9 +1113,12 @@
         </w:tc>
       </w:tr>
       <w:tr>
+        <w:trPr>
+          <w:jc w:val="center"/>
+        </w:trPr>
         <w:tc>
           <w:tcPr>
-            <w:tcW w:type="dxa" w:w="4819"/>
+            <w:tcW w:w="4819" w:type="dxa"/>
           </w:tcPr>
           <w:p>
             <w:r>
@@ -1165,13 +1126,14 @@
                 <w:rFonts w:ascii="Arial" w:hAnsi="Arial"/>
                 <w:sz w:val="19"/>
               </w:rPr>
+              <w:lastRenderedPageBreak/>
               <w:t>Le canal Cavaticcio bifurque du canal du Reno sous la Via Riva di Reno, alimente la centrale et continue vers l'ancien port (près de la Salara) pour devenir le canal Navile.</w:t>
             </w:r>
           </w:p>
         </w:tc>
         <w:tc>
           <w:tcPr>
-            <w:tcW w:type="dxa" w:w="4819"/>
+            <w:tcW w:w="4819" w:type="dxa"/>
           </w:tcPr>
           <w:p>
             <w:r>
@@ -1185,9 +1147,12 @@
         </w:tc>
       </w:tr>
       <w:tr>
+        <w:trPr>
+          <w:jc w:val="center"/>
+        </w:trPr>
         <w:tc>
           <w:tcPr>
-            <w:tcW w:type="dxa" w:w="4819"/>
+            <w:tcW w:w="4819" w:type="dxa"/>
           </w:tcPr>
           <w:p>
             <w:r>
@@ -1201,7 +1166,7 @@
         </w:tc>
         <w:tc>
           <w:tcPr>
-            <w:tcW w:type="dxa" w:w="4819"/>
+            <w:tcW w:w="4819" w:type="dxa"/>
           </w:tcPr>
           <w:p>
             <w:r>
@@ -1215,9 +1180,12 @@
         </w:tc>
       </w:tr>
       <w:tr>
+        <w:trPr>
+          <w:jc w:val="center"/>
+        </w:trPr>
         <w:tc>
           <w:tcPr>
-            <w:tcW w:type="dxa" w:w="4819"/>
+            <w:tcW w:w="4819" w:type="dxa"/>
           </w:tcPr>
           <w:p>
             <w:r>
@@ -1231,7 +1199,7 @@
         </w:tc>
         <w:tc>
           <w:tcPr>
-            <w:tcW w:type="dxa" w:w="4819"/>
+            <w:tcW w:w="4819" w:type="dxa"/>
           </w:tcPr>
           <w:p>
             <w:r>
@@ -1245,6 +1213,7 @@
         </w:tc>
       </w:tr>
     </w:tbl>
+    <w:p/>
     <w:sectPr>
       <w:pgSz w:w="11906" w:h="16838"/>
       <w:pgMar w:top="1417" w:right="1134" w:bottom="1134" w:left="1134" w:header="708" w:footer="708" w:gutter="0"/>
@@ -1256,7 +1225,7 @@
 </file>
 
 <file path=word/numbering.xml><?xml version="1.0" encoding="utf-8"?>
-<w:numbering xmlns:wpc="http://schemas.microsoft.com/office/word/2010/wordprocessingCanvas" xmlns:cx="http://schemas.microsoft.com/office/drawing/2014/chartex" xmlns:cx1="http://schemas.microsoft.com/office/drawing/2015/9/8/chartex" xmlns:cx2="http://schemas.microsoft.com/office/drawing/2015/10/21/chartex" xmlns:cx3="http://schemas.microsoft.com/office/drawing/2016/5/9/chartex" xmlns:cx4="http://schemas.microsoft.com/office/drawing/2016/5/10/chartex" xmlns:cx5="http://schemas.microsoft.com/office/drawing/2016/5/11/chartex" xmlns:cx6="http://schemas.microsoft.com/office/drawing/2016/5/12/chartex" xmlns:cx7="http://schemas.microsoft.com/office/drawing/2016/5/13/chartex" xmlns:cx8="http://schemas.microsoft.com/office/drawing/2016/5/14/chartex" xmlns:mc="http://schemas.openxmlformats.org/markup-compatibility/2006" xmlns:aink="http://schemas.microsoft.com/office/drawing/2016/ink" xmlns:am3d="http://schemas.microsoft.com/office/drawing/2017/model3d" xmlns:o="urn:schemas-microsoft-com:office:office" xmlns:oel="http://schemas.microsoft.com/office/2019/extlst" xmlns:r="http://schemas.openxmlformats.org/officeDocument/2006/relationships" xmlns:m="http://schemas.openxmlformats.org/officeDocument/2006/math" xmlns:v="urn:schemas-microsoft-com:vml" xmlns:wp14="http://schemas.microsoft.com/office/word/2010/wordprocessingDrawing" xmlns:wp="http://schemas.openxmlformats.org/drawingml/2006/wordprocessingDrawing" xmlns:w10="urn:schemas-microsoft-com:office:word" xmlns:w="http://schemas.openxmlformats.org/wordprocessingml/2006/main" xmlns:w14="http://schemas.microsoft.com/office/word/2010/wordml" xmlns:w15="http://schemas.microsoft.com/office/word/2012/wordml" xmlns:w16cex="http://schemas.microsoft.com/office/word/2018/wordml/cex" xmlns:w16cid="http://schemas.microsoft.com/office/word/2016/wordml/cid" xmlns:w16="http://schemas.microsoft.com/office/word/2018/wordml" xmlns:w16du="http://schemas.microsoft.com/office/word/2023/wordml/word16du" xmlns:w16sdtdh="http://schemas.microsoft.com/office/word/2020/wordml/sdtdatahash" xmlns:w16sdtfl="http://schemas.microsoft.com/office/word/2024/wordml/sdtformatlock" xmlns:w16se="http://schemas.microsoft.com/office/word/2015/wordml/symex" xmlns:wpg="http://schemas.microsoft.com/office/word/2010/wordprocessingGroup" xmlns:wpi="http://schemas.microsoft.com/office/word/2010/wordprocessingInk" xmlns:wne="http://schemas.microsoft.com/office/word/2006/wordml" xmlns:wps="http://schemas.microsoft.com/office/word/2010/wordprocessingShape" mc:Ignorable="w14 w15 w16se w16cid w16 w16cex w16sdtdh w16sdtfl w16du wp14">
+<w:numbering xmlns:wpc="http://schemas.microsoft.com/office/word/2010/wordprocessingCanvas" xmlns:cx="http://schemas.microsoft.com/office/drawing/2014/chartex" xmlns:cx1="http://schemas.microsoft.com/office/drawing/2015/9/8/chartex" xmlns:cx2="http://schemas.microsoft.com/office/drawing/2015/10/21/chartex" xmlns:cx3="http://schemas.microsoft.com/office/drawing/2016/5/9/chartex" xmlns:cx4="http://schemas.microsoft.com/office/drawing/2016/5/10/chartex" xmlns:cx5="http://schemas.microsoft.com/office/drawing/2016/5/11/chartex" xmlns:cx6="http://schemas.microsoft.com/office/drawing/2016/5/12/chartex" xmlns:cx7="http://schemas.microsoft.com/office/drawing/2016/5/13/chartex" xmlns:cx8="http://schemas.microsoft.com/office/drawing/2016/5/14/chartex" xmlns:mc="http://schemas.openxmlformats.org/markup-compatibility/2006" xmlns:aink="http://schemas.microsoft.com/office/drawing/2016/ink" xmlns:am3d="http://schemas.microsoft.com/office/drawing/2017/model3d" xmlns:o="urn:schemas-microsoft-com:office:office" xmlns:oel="http://schemas.microsoft.com/office/2019/extlst" xmlns:r="http://schemas.openxmlformats.org/officeDocument/2006/relationships" xmlns:m="http://schemas.openxmlformats.org/officeDocument/2006/math" xmlns:v="urn:schemas-microsoft-com:vml" xmlns:wp14="http://schemas.microsoft.com/office/word/2010/wordprocessingDrawing" xmlns:wp="http://schemas.openxmlformats.org/drawingml/2006/wordprocessingDrawing" xmlns:w10="urn:schemas-microsoft-com:office:word" xmlns:w="http://schemas.openxmlformats.org/wordprocessingml/2006/main" xmlns:w14="http://schemas.microsoft.com/office/word/2010/wordml" xmlns:w15="http://schemas.microsoft.com/office/word/2012/wordml" xmlns:w16cei="http://schemas.microsoft.com/office/word/2026/wordml/cei" xmlns:w16cex="http://schemas.microsoft.com/office/word/2018/wordml/cex" xmlns:w16cid="http://schemas.microsoft.com/office/word/2016/wordml/cid" xmlns:w16="http://schemas.microsoft.com/office/word/2018/wordml" xmlns:w16du="http://schemas.microsoft.com/office/word/2023/wordml/word16du" xmlns:w16sdtdh="http://schemas.microsoft.com/office/word/2020/wordml/sdtdatahash" xmlns:w16sdtfl="http://schemas.microsoft.com/office/word/2024/wordml/sdtformatlock" xmlns:w16se="http://schemas.microsoft.com/office/word/2015/wordml/symex" xmlns:wpg="http://schemas.microsoft.com/office/word/2010/wordprocessingGroup" xmlns:wpi="http://schemas.microsoft.com/office/word/2010/wordprocessingInk" xmlns:wne="http://schemas.microsoft.com/office/word/2006/wordml" xmlns:wps="http://schemas.microsoft.com/office/word/2010/wordprocessingShape" mc:Ignorable="w14 w15 w16se w16cid w16 w16cex w16sdtdh w16sdtfl w16du wp14">
   <w:abstractNum w:abstractNumId="0" w15:restartNumberingAfterBreak="0">
     <w:nsid w:val="13893066"/>
     <w:multiLevelType w:val="multilevel"/>
